--- a/docs/01_SRS_Yeu_cau_phan_mem.docx
+++ b/docs/01_SRS_Yeu_cau_phan_mem.docx
@@ -51,7 +51,7 @@
           </w:tcPr>
           <w:p>
             <w:r>
-              <w:t>[P01–P05]</w:t>
+              <w:t>P01</w:t>
             </w:r>
           </w:p>
         </w:tc>
@@ -74,7 +74,7 @@
           </w:tcPr>
           <w:p>
             <w:r>
-              <w:t>[Điền tên cặp đề tài SE–IA]</w:t>
+              <w:t>IT Helpdesk &amp; Service Request Management System × Secure Helpdesk Platform with Access Control and Security Monitoring</w:t>
             </w:r>
           </w:p>
         </w:tc>
@@ -97,7 +97,42 @@
           </w:tcPr>
           <w:p>
             <w:r>
-              <w:t>[Nhóm; họ tên, ngành, vai trò]</w:t>
+              <w:t>Group2</w:t>
+            </w:r>
+          </w:p>
+          <w:p>
+            <w:r>
+              <w:t>Nguyễn Trọng Khiêm | SE192700 | IA → IA | Trưởng nhóm và IA Lead</w:t>
+            </w:r>
+          </w:p>
+          <w:p>
+            <w:r>
+              <w:t>Nguyễn Tăng Minh Khánh | SE193903 | IA → IA | Access Control và AuthZ Testing</w:t>
+            </w:r>
+          </w:p>
+          <w:p>
+            <w:r>
+              <w:t>Huỳnh Minh Hoà | SE193707 | IA → IA | Logging và Security Monitoring</w:t>
+            </w:r>
+          </w:p>
+          <w:p>
+            <w:r>
+              <w:t>Vũ Hồng Nhi | SE182824 | IA → IA | Hardening Upload và Deployment Security</w:t>
+            </w:r>
+          </w:p>
+          <w:p>
+            <w:r>
+              <w:t>Phạm Nguyễn Minh Trí | SE192434 | SE → SE | SE Lead BA và Backend nghiệp vụ</w:t>
+            </w:r>
+          </w:p>
+          <w:p>
+            <w:r>
+              <w:t>Lê Phú Cường | SE200624 | AI → SE | Backend DB Auth và CRUD API</w:t>
+            </w:r>
+          </w:p>
+          <w:p>
+            <w:r>
+              <w:t>Nguyễn Nhật Chính | SE196524 | IS → SE | Frontend ReactJS và Deployment</w:t>
             </w:r>
           </w:p>
         </w:tc>
@@ -120,7 +155,7 @@
           </w:tcPr>
           <w:p>
             <w:r>
-              <w:t>[Họ tên]</w:t>
+              <w:t>Chưa cập nhật</w:t>
             </w:r>
           </w:p>
         </w:tc>
@@ -143,7 +178,7 @@
           </w:tcPr>
           <w:p>
             <w:r>
-              <w:t>[v1.0 / dd-mm-yyyy]</w:t>
+              <w:t>v0.1 / 22-10-2026</w:t>
             </w:r>
           </w:p>
         </w:tc>
@@ -166,7 +201,7 @@
           </w:tcPr>
           <w:p>
             <w:r>
-              <w:t>[Draft / Reviewed / Approved]</w:t>
+              <w:t>Draft</w:t>
             </w:r>
           </w:p>
         </w:tc>
@@ -264,6 +299,9 @@
             <w:shd w:fill="DDEAF3"/>
           </w:tcPr>
           <w:p>
+            <w:pPr>
+              <w:keepNext/>
+            </w:pPr>
             <w:r>
               <w:t>Nội dung</w:t>
             </w:r>
@@ -275,11 +313,18 @@
             <w:shd w:fill="DDEAF3"/>
           </w:tcPr>
           <w:p>
+            <w:pPr>
+              <w:keepNext/>
+            </w:pPr>
             <w:r>
               <w:t>Điền thông tin</w:t>
             </w:r>
           </w:p>
         </w:tc>
+        <w:trPr>
+          <w:tblHeader/>
+          <w:cantSplit/>
+        </w:trPr>
       </w:tr>
       <w:tr>
         <w:tc>
@@ -302,6 +347,9 @@
             </w:r>
           </w:p>
         </w:tc>
+        <w:trPr>
+          <w:cantSplit/>
+        </w:trPr>
       </w:tr>
       <w:tr>
         <w:tc>
@@ -324,6 +372,9 @@
             </w:r>
           </w:p>
         </w:tc>
+        <w:trPr>
+          <w:cantSplit/>
+        </w:trPr>
       </w:tr>
       <w:tr>
         <w:tc>
@@ -346,6 +397,9 @@
             </w:r>
           </w:p>
         </w:tc>
+        <w:trPr>
+          <w:cantSplit/>
+        </w:trPr>
       </w:tr>
       <w:tr>
         <w:tc>
@@ -368,6 +422,9 @@
             </w:r>
           </w:p>
         </w:tc>
+        <w:trPr>
+          <w:cantSplit/>
+        </w:trPr>
       </w:tr>
       <w:tr>
         <w:tc>
@@ -390,6 +447,9 @@
             </w:r>
           </w:p>
         </w:tc>
+        <w:trPr>
+          <w:cantSplit/>
+        </w:trPr>
       </w:tr>
     </w:tbl>
     <w:p/>
@@ -421,6 +481,9 @@
             <w:shd w:fill="DDEAF3"/>
           </w:tcPr>
           <w:p>
+            <w:pPr>
+              <w:keepNext/>
+            </w:pPr>
             <w:r>
               <w:t>Actor</w:t>
             </w:r>
@@ -432,6 +495,9 @@
             <w:shd w:fill="DDEAF3"/>
           </w:tcPr>
           <w:p>
+            <w:pPr>
+              <w:keepNext/>
+            </w:pPr>
             <w:r>
               <w:t>Mục tiêu</w:t>
             </w:r>
@@ -443,6 +509,9 @@
             <w:shd w:fill="DDEAF3"/>
           </w:tcPr>
           <w:p>
+            <w:pPr>
+              <w:keepNext/>
+            </w:pPr>
             <w:r>
               <w:t>Quyền chính</w:t>
             </w:r>
@@ -454,11 +523,18 @@
             <w:shd w:fill="DDEAF3"/>
           </w:tcPr>
           <w:p>
+            <w:pPr>
+              <w:keepNext/>
+            </w:pPr>
             <w:r>
               <w:t>Giới hạn</w:t>
             </w:r>
           </w:p>
         </w:tc>
+        <w:trPr>
+          <w:tblHeader/>
+          <w:cantSplit/>
+        </w:trPr>
       </w:tr>
       <w:tr>
         <w:tc>
@@ -501,6 +577,9 @@
             </w:r>
           </w:p>
         </w:tc>
+        <w:trPr>
+          <w:cantSplit/>
+        </w:trPr>
       </w:tr>
       <w:tr>
         <w:tc>
@@ -543,6 +622,9 @@
             </w:r>
           </w:p>
         </w:tc>
+        <w:trPr>
+          <w:cantSplit/>
+        </w:trPr>
       </w:tr>
       <w:tr>
         <w:tc>
@@ -585,6 +667,9 @@
             </w:r>
           </w:p>
         </w:tc>
+        <w:trPr>
+          <w:cantSplit/>
+        </w:trPr>
       </w:tr>
       <w:tr>
         <w:tc>
@@ -627,6 +712,9 @@
             </w:r>
           </w:p>
         </w:tc>
+        <w:trPr>
+          <w:cantSplit/>
+        </w:trPr>
       </w:tr>
     </w:tbl>
     <w:p/>
@@ -665,6 +753,9 @@
             <w:shd w:fill="DDEAF3"/>
           </w:tcPr>
           <w:p>
+            <w:pPr>
+              <w:keepNext/>
+            </w:pPr>
             <w:r>
               <w:t>ID</w:t>
             </w:r>
@@ -676,6 +767,9 @@
             <w:shd w:fill="DDEAF3"/>
           </w:tcPr>
           <w:p>
+            <w:pPr>
+              <w:keepNext/>
+            </w:pPr>
             <w:r>
               <w:t>Process</w:t>
             </w:r>
@@ -687,6 +781,9 @@
             <w:shd w:fill="DDEAF3"/>
           </w:tcPr>
           <w:p>
+            <w:pPr>
+              <w:keepNext/>
+            </w:pPr>
             <w:r>
               <w:t>Trigger/Input</w:t>
             </w:r>
@@ -698,6 +795,9 @@
             <w:shd w:fill="DDEAF3"/>
           </w:tcPr>
           <w:p>
+            <w:pPr>
+              <w:keepNext/>
+            </w:pPr>
             <w:r>
               <w:t>Main flow</w:t>
             </w:r>
@@ -709,6 +809,9 @@
             <w:shd w:fill="DDEAF3"/>
           </w:tcPr>
           <w:p>
+            <w:pPr>
+              <w:keepNext/>
+            </w:pPr>
             <w:r>
               <w:t>Exceptions</w:t>
             </w:r>
@@ -720,11 +823,18 @@
             <w:shd w:fill="DDEAF3"/>
           </w:tcPr>
           <w:p>
+            <w:pPr>
+              <w:keepNext/>
+            </w:pPr>
             <w:r>
               <w:t>Output</w:t>
             </w:r>
           </w:p>
         </w:tc>
+        <w:trPr>
+          <w:tblHeader/>
+          <w:cantSplit/>
+        </w:trPr>
       </w:tr>
       <w:tr>
         <w:tc>
@@ -787,6 +897,9 @@
             </w:r>
           </w:p>
         </w:tc>
+        <w:trPr>
+          <w:cantSplit/>
+        </w:trPr>
       </w:tr>
       <w:tr>
         <w:tc>
@@ -849,6 +962,9 @@
             </w:r>
           </w:p>
         </w:tc>
+        <w:trPr>
+          <w:cantSplit/>
+        </w:trPr>
       </w:tr>
       <w:tr>
         <w:tc>
@@ -911,6 +1027,9 @@
             </w:r>
           </w:p>
         </w:tc>
+        <w:trPr>
+          <w:cantSplit/>
+        </w:trPr>
       </w:tr>
     </w:tbl>
     <w:p/>
@@ -944,6 +1063,9 @@
             <w:shd w:fill="DDEAF3"/>
           </w:tcPr>
           <w:p>
+            <w:pPr>
+              <w:keepNext/>
+            </w:pPr>
             <w:r>
               <w:t>FR ID</w:t>
             </w:r>
@@ -955,6 +1077,9 @@
             <w:shd w:fill="DDEAF3"/>
           </w:tcPr>
           <w:p>
+            <w:pPr>
+              <w:keepNext/>
+            </w:pPr>
             <w:r>
               <w:t>Chức năng &amp; mô tả</w:t>
             </w:r>
@@ -966,6 +1091,9 @@
             <w:shd w:fill="DDEAF3"/>
           </w:tcPr>
           <w:p>
+            <w:pPr>
+              <w:keepNext/>
+            </w:pPr>
             <w:r>
               <w:t>Actor</w:t>
             </w:r>
@@ -977,6 +1105,9 @@
             <w:shd w:fill="DDEAF3"/>
           </w:tcPr>
           <w:p>
+            <w:pPr>
+              <w:keepNext/>
+            </w:pPr>
             <w:r>
               <w:t>Priority</w:t>
             </w:r>
@@ -988,6 +1119,9 @@
             <w:shd w:fill="DDEAF3"/>
           </w:tcPr>
           <w:p>
+            <w:pPr>
+              <w:keepNext/>
+            </w:pPr>
             <w:r>
               <w:t>Acceptance criteria</w:t>
             </w:r>
@@ -999,11 +1133,18 @@
             <w:shd w:fill="DDEAF3"/>
           </w:tcPr>
           <w:p>
+            <w:pPr>
+              <w:keepNext/>
+            </w:pPr>
             <w:r>
               <w:t>Owner</w:t>
             </w:r>
           </w:p>
         </w:tc>
+        <w:trPr>
+          <w:tblHeader/>
+          <w:cantSplit/>
+        </w:trPr>
       </w:tr>
       <w:tr>
         <w:tc>
@@ -1066,6 +1207,9 @@
             </w:r>
           </w:p>
         </w:tc>
+        <w:trPr>
+          <w:cantSplit/>
+        </w:trPr>
       </w:tr>
       <w:tr>
         <w:tc>
@@ -1128,6 +1272,9 @@
             </w:r>
           </w:p>
         </w:tc>
+        <w:trPr>
+          <w:cantSplit/>
+        </w:trPr>
       </w:tr>
       <w:tr>
         <w:tc>
@@ -1190,6 +1337,9 @@
             </w:r>
           </w:p>
         </w:tc>
+        <w:trPr>
+          <w:cantSplit/>
+        </w:trPr>
       </w:tr>
       <w:tr>
         <w:tc>
@@ -1252,6 +1402,9 @@
             </w:r>
           </w:p>
         </w:tc>
+        <w:trPr>
+          <w:cantSplit/>
+        </w:trPr>
       </w:tr>
       <w:tr>
         <w:tc>
@@ -1314,6 +1467,9 @@
             </w:r>
           </w:p>
         </w:tc>
+        <w:trPr>
+          <w:cantSplit/>
+        </w:trPr>
       </w:tr>
     </w:tbl>
     <w:p/>
@@ -1345,6 +1501,9 @@
             <w:shd w:fill="DDEAF3"/>
           </w:tcPr>
           <w:p>
+            <w:pPr>
+              <w:keepNext/>
+            </w:pPr>
             <w:r>
               <w:t>Rule ID</w:t>
             </w:r>
@@ -1356,6 +1515,9 @@
             <w:shd w:fill="DDEAF3"/>
           </w:tcPr>
           <w:p>
+            <w:pPr>
+              <w:keepNext/>
+            </w:pPr>
             <w:r>
               <w:t>Điều kiện</w:t>
             </w:r>
@@ -1367,6 +1529,9 @@
             <w:shd w:fill="DDEAF3"/>
           </w:tcPr>
           <w:p>
+            <w:pPr>
+              <w:keepNext/>
+            </w:pPr>
             <w:r>
               <w:t>Quy tắc / giới hạn</w:t>
             </w:r>
@@ -1378,11 +1543,18 @@
             <w:shd w:fill="DDEAF3"/>
           </w:tcPr>
           <w:p>
+            <w:pPr>
+              <w:keepNext/>
+            </w:pPr>
             <w:r>
               <w:t>Liên kết FR</w:t>
             </w:r>
           </w:p>
         </w:tc>
+        <w:trPr>
+          <w:tblHeader/>
+          <w:cantSplit/>
+        </w:trPr>
       </w:tr>
       <w:tr>
         <w:tc>
@@ -1425,6 +1597,9 @@
             </w:r>
           </w:p>
         </w:tc>
+        <w:trPr>
+          <w:cantSplit/>
+        </w:trPr>
       </w:tr>
       <w:tr>
         <w:tc>
@@ -1467,6 +1642,9 @@
             </w:r>
           </w:p>
         </w:tc>
+        <w:trPr>
+          <w:cantSplit/>
+        </w:trPr>
       </w:tr>
       <w:tr>
         <w:tc>
@@ -1509,6 +1687,9 @@
             </w:r>
           </w:p>
         </w:tc>
+        <w:trPr>
+          <w:cantSplit/>
+        </w:trPr>
       </w:tr>
       <w:tr>
         <w:tc>
@@ -1551,6 +1732,9 @@
             </w:r>
           </w:p>
         </w:tc>
+        <w:trPr>
+          <w:cantSplit/>
+        </w:trPr>
       </w:tr>
     </w:tbl>
     <w:p/>
@@ -1580,6 +1764,9 @@
             <w:shd w:fill="DDEAF3"/>
           </w:tcPr>
           <w:p>
+            <w:pPr>
+              <w:keepNext/>
+            </w:pPr>
             <w:r>
               <w:t>Thuộc tính</w:t>
             </w:r>
@@ -1591,11 +1778,18 @@
             <w:shd w:fill="DDEAF3"/>
           </w:tcPr>
           <w:p>
+            <w:pPr>
+              <w:keepNext/>
+            </w:pPr>
             <w:r>
               <w:t>Nội dung</w:t>
             </w:r>
           </w:p>
         </w:tc>
+        <w:trPr>
+          <w:tblHeader/>
+          <w:cantSplit/>
+        </w:trPr>
       </w:tr>
       <w:tr>
         <w:tc>
@@ -1618,6 +1812,9 @@
             </w:r>
           </w:p>
         </w:tc>
+        <w:trPr>
+          <w:cantSplit/>
+        </w:trPr>
       </w:tr>
       <w:tr>
         <w:tc>
@@ -1640,6 +1837,9 @@
             </w:r>
           </w:p>
         </w:tc>
+        <w:trPr>
+          <w:cantSplit/>
+        </w:trPr>
       </w:tr>
       <w:tr>
         <w:tc>
@@ -1662,6 +1862,9 @@
             </w:r>
           </w:p>
         </w:tc>
+        <w:trPr>
+          <w:cantSplit/>
+        </w:trPr>
       </w:tr>
       <w:tr>
         <w:tc>
@@ -1684,6 +1887,9 @@
             </w:r>
           </w:p>
         </w:tc>
+        <w:trPr>
+          <w:cantSplit/>
+        </w:trPr>
       </w:tr>
       <w:tr>
         <w:tc>
@@ -1706,6 +1912,9 @@
             </w:r>
           </w:p>
         </w:tc>
+        <w:trPr>
+          <w:cantSplit/>
+        </w:trPr>
       </w:tr>
       <w:tr>
         <w:tc>
@@ -1728,6 +1937,9 @@
             </w:r>
           </w:p>
         </w:tc>
+        <w:trPr>
+          <w:cantSplit/>
+        </w:trPr>
       </w:tr>
     </w:tbl>
     <w:p/>
@@ -1759,6 +1971,9 @@
             <w:shd w:fill="DDEAF3"/>
           </w:tcPr>
           <w:p>
+            <w:pPr>
+              <w:keepNext/>
+            </w:pPr>
             <w:r>
               <w:t>Entity</w:t>
             </w:r>
@@ -1770,6 +1985,9 @@
             <w:shd w:fill="DDEAF3"/>
           </w:tcPr>
           <w:p>
+            <w:pPr>
+              <w:keepNext/>
+            </w:pPr>
             <w:r>
               <w:t>Thuộc tính chính</w:t>
             </w:r>
@@ -1781,6 +1999,9 @@
             <w:shd w:fill="DDEAF3"/>
           </w:tcPr>
           <w:p>
+            <w:pPr>
+              <w:keepNext/>
+            </w:pPr>
             <w:r>
               <w:t>Khóa/quan hệ</w:t>
             </w:r>
@@ -1792,11 +2013,18 @@
             <w:shd w:fill="DDEAF3"/>
           </w:tcPr>
           <w:p>
+            <w:pPr>
+              <w:keepNext/>
+            </w:pPr>
             <w:r>
               <w:t>Validation</w:t>
             </w:r>
           </w:p>
         </w:tc>
+        <w:trPr>
+          <w:tblHeader/>
+          <w:cantSplit/>
+        </w:trPr>
       </w:tr>
       <w:tr>
         <w:tc>
@@ -1839,6 +2067,9 @@
             </w:r>
           </w:p>
         </w:tc>
+        <w:trPr>
+          <w:cantSplit/>
+        </w:trPr>
       </w:tr>
       <w:tr>
         <w:tc>
@@ -1881,6 +2112,9 @@
             </w:r>
           </w:p>
         </w:tc>
+        <w:trPr>
+          <w:cantSplit/>
+        </w:trPr>
       </w:tr>
       <w:tr>
         <w:tc>
@@ -1923,6 +2157,9 @@
             </w:r>
           </w:p>
         </w:tc>
+        <w:trPr>
+          <w:cantSplit/>
+        </w:trPr>
       </w:tr>
       <w:tr>
         <w:tc>
@@ -1965,6 +2202,9 @@
             </w:r>
           </w:p>
         </w:tc>
+        <w:trPr>
+          <w:cantSplit/>
+        </w:trPr>
       </w:tr>
     </w:tbl>
     <w:p/>
@@ -2010,6 +2250,9 @@
             <w:shd w:fill="DDEAF3"/>
           </w:tcPr>
           <w:p>
+            <w:pPr>
+              <w:keepNext/>
+            </w:pPr>
             <w:r>
               <w:t>FR</w:t>
             </w:r>
@@ -2021,6 +2264,9 @@
             <w:shd w:fill="DDEAF3"/>
           </w:tcPr>
           <w:p>
+            <w:pPr>
+              <w:keepNext/>
+            </w:pPr>
             <w:r>
               <w:t>Business Rule</w:t>
             </w:r>
@@ -2032,6 +2278,9 @@
             <w:shd w:fill="DDEAF3"/>
           </w:tcPr>
           <w:p>
+            <w:pPr>
+              <w:keepNext/>
+            </w:pPr>
             <w:r>
               <w:t>Security SR</w:t>
             </w:r>
@@ -2043,6 +2292,9 @@
             <w:shd w:fill="DDEAF3"/>
           </w:tcPr>
           <w:p>
+            <w:pPr>
+              <w:keepNext/>
+            </w:pPr>
             <w:r>
               <w:t>Test case</w:t>
             </w:r>
@@ -2054,11 +2306,18 @@
             <w:shd w:fill="DDEAF3"/>
           </w:tcPr>
           <w:p>
+            <w:pPr>
+              <w:keepNext/>
+            </w:pPr>
             <w:r>
               <w:t>Status</w:t>
             </w:r>
           </w:p>
         </w:tc>
+        <w:trPr>
+          <w:tblHeader/>
+          <w:cantSplit/>
+        </w:trPr>
       </w:tr>
       <w:tr>
         <w:tc>
@@ -2111,6 +2370,9 @@
             </w:r>
           </w:p>
         </w:tc>
+        <w:trPr>
+          <w:cantSplit/>
+        </w:trPr>
       </w:tr>
       <w:tr>
         <w:tc>
@@ -2163,6 +2425,9 @@
             </w:r>
           </w:p>
         </w:tc>
+        <w:trPr>
+          <w:cantSplit/>
+        </w:trPr>
       </w:tr>
       <w:tr>
         <w:tc>
@@ -2215,6 +2480,9 @@
             </w:r>
           </w:p>
         </w:tc>
+        <w:trPr>
+          <w:cantSplit/>
+        </w:trPr>
       </w:tr>
     </w:tbl>
     <w:p/>

--- a/docs/01_SRS_Yeu_cau_phan_mem.docx
+++ b/docs/01_SRS_Yeu_cau_phan_mem.docx
@@ -417,7 +417,7 @@
                 <w:b w:val="0"/>
                 <w:sz w:val="18"/>
               </w:rPr>
-              <w:t>v1.1 / 29-10-2026</w:t>
+              <w:t>v1.2 / 30-10-2026</w:t>
             </w:r>
           </w:p>
         </w:tc>
@@ -21672,7 +21672,7 @@
         <w:vertAlign w:val="baseline"/>
         <w:rtl w:val="0"/>
       </w:rPr>
-      <w:t xml:space="preserve">Group2  •  P01  •  SRS v1.1 / 29-10-2026  •  Trang </w:t>
+      <w:t xml:space="preserve">Group2  •  P01  •  SRS v1.2 / 30-10-2026  •  Trang </w:t>
     </w:r>
     <w:r>
       <w:rPr>
